--- a/marketing/instagram-ad-pack/00-word-documents/04 - 90-day launch playbook.docx
+++ b/marketing/instagram-ad-pack/00-word-documents/04 - 90-day launch playbook.docx
@@ -1258,7 +1258,7 @@
         <w:t xml:space="preserve">Aligned by Pranav | Graphologist</w:t>
       </w:r>
       <w:r>
-        <w:t xml:space="preserve">, bio and link as in the</w:t>
+        <w:t xml:space="preserve">, bio and link as in</w:t>
       </w:r>
       <w:r>
         <w:t xml:space="preserve"> </w:t>
@@ -1464,7 +1464,7 @@
         <w:t xml:space="preserve"> </w:t>
       </w:r>
       <w:r>
-        <w:t xml:space="preserve">“Message me on WhatsApp”. Seven scripts are in “03 - Organic posting plan”.</w:t>
+        <w:t xml:space="preserve">“Message me on WhatsApp”. Eight scripts are in “03 - Organic posting plan”.</w:t>
       </w:r>
     </w:p>
     <w:p>
@@ -1756,12 +1756,496 @@
       </w:r>
     </w:p>
     <w:bookmarkEnd w:id="37"/>
-    <w:bookmarkStart w:id="40" w:name="X751ef98172556b23537d0154a4fd80ef3dfa12c"/>
+    <w:bookmarkStart w:id="38" w:name="Xeac8d949dd5b99dd1edbcb83d71e110dfea65cc"/>
     <w:p>
       <w:pPr>
         <w:pStyle w:val="Heading1"/>
       </w:pPr>
       <w:r>
+        <w:t xml:space="preserve">5b. The free watch check: a funnel for watch clients</w:t>
+      </w:r>
+    </w:p>
+    <w:p>
+      <w:pPr>
+        <w:pStyle w:val="FirstParagraph"/>
+      </w:pPr>
+      <w:r>
+        <w:t xml:space="preserve">The website has a free tool, the</w:t>
+      </w:r>
+      <w:r>
+        <w:t xml:space="preserve"> </w:t>
+      </w:r>
+      <w:r>
+        <w:rPr>
+          <w:bCs/>
+          <w:b/>
+        </w:rPr>
+        <w:t xml:space="preserve">Watch Specimen Check</w:t>
+      </w:r>
+      <w:r>
+        <w:t xml:space="preserve"> </w:t>
+      </w:r>
+      <w:r>
+        <w:t xml:space="preserve">(</w:t>
+      </w:r>
+      <w:r>
+        <w:rPr>
+          <w:rStyle w:val="VerbatimChar"/>
+        </w:rPr>
+        <w:t xml:space="preserve">/tools/watch-check</w:t>
+      </w:r>
+      <w:r>
+        <w:t xml:space="preserve">). It gives something real away for</w:t>
+      </w:r>
+      <w:r>
+        <w:t xml:space="preserve"> </w:t>
+      </w:r>
+      <w:r>
+        <w:t xml:space="preserve">free and leads, step by step, to the paid report:</w:t>
+      </w:r>
+    </w:p>
+    <w:tbl>
+      <w:tblPr>
+        <w:tblStyle w:val="Table"/>
+        <w:tblW w:type="dxa" w:w="9638"/>
+        <w:tblLook w:firstRow="1" w:lastRow="0" w:firstColumn="0" w:lastColumn="0" w:noHBand="0" w:noVBand="0" w:val="0020"/>
+        <w:jc w:val="start"/>
+      </w:tblPr>
+      <w:tblGrid>
+        <w:gridCol w:w="1794"/>
+        <w:gridCol w:w="5982"/>
+        <w:gridCol w:w="1862"/>
+      </w:tblGrid>
+      <w:tr>
+        <w:trPr>
+          <w:tblHeader w:val="true"/>
+        </w:trPr>
+        <w:tc>
+          <w:tcPr>
+            <w:tcW w:type="dxa" w:w="1794"/>
+          </w:tcPr>
+          <w:p>
+            <w:pPr>
+              <w:pStyle w:val="Compact"/>
+              <w:jc w:val="left"/>
+            </w:pPr>
+            <w:r>
+              <w:t xml:space="preserve">Step</w:t>
+            </w:r>
+          </w:p>
+        </w:tc>
+        <w:tc>
+          <w:tcPr>
+            <w:tcW w:type="dxa" w:w="5982"/>
+          </w:tcPr>
+          <w:p>
+            <w:pPr>
+              <w:pStyle w:val="Compact"/>
+              <w:jc w:val="left"/>
+            </w:pPr>
+            <w:r>
+              <w:t xml:space="preserve">What happens</w:t>
+            </w:r>
+          </w:p>
+        </w:tc>
+        <w:tc>
+          <w:tcPr>
+            <w:tcW w:type="dxa" w:w="1862"/>
+          </w:tcPr>
+          <w:p>
+            <w:pPr>
+              <w:pStyle w:val="Compact"/>
+              <w:jc w:val="left"/>
+            </w:pPr>
+            <w:r>
+              <w:t xml:space="preserve">Price</w:t>
+            </w:r>
+          </w:p>
+        </w:tc>
+      </w:tr>
+      <w:tr>
+        <w:tc>
+          <w:tcPr>
+            <w:tcW w:type="dxa" w:w="1794"/>
+          </w:tcPr>
+          <w:p>
+            <w:pPr>
+              <w:pStyle w:val="Compact"/>
+              <w:jc w:val="left"/>
+            </w:pPr>
+            <w:r>
+              <w:t xml:space="preserve">1 · Specimen check</w:t>
+            </w:r>
+          </w:p>
+        </w:tc>
+        <w:tc>
+          <w:tcPr>
+            <w:tcW w:type="dxa" w:w="5982"/>
+          </w:tcPr>
+          <w:p>
+            <w:pPr>
+              <w:pStyle w:val="Compact"/>
+              <w:jc w:val="left"/>
+            </w:pPr>
+            <w:r>
+              <w:t xml:space="preserve">The visitor photographs their watch; the site records colours, shape and details on a specimen sheet (on their phone, nothing uploaded)</w:t>
+            </w:r>
+          </w:p>
+        </w:tc>
+        <w:tc>
+          <w:tcPr>
+            <w:tcW w:type="dxa" w:w="1862"/>
+          </w:tcPr>
+          <w:p>
+            <w:pPr>
+              <w:pStyle w:val="Compact"/>
+              <w:jc w:val="left"/>
+            </w:pPr>
+            <w:r>
+              <w:t xml:space="preserve">Free</w:t>
+            </w:r>
+          </w:p>
+        </w:tc>
+      </w:tr>
+      <w:tr>
+        <w:tc>
+          <w:tcPr>
+            <w:tcW w:type="dxa" w:w="1794"/>
+          </w:tcPr>
+          <w:p>
+            <w:pPr>
+              <w:pStyle w:val="Compact"/>
+              <w:jc w:val="left"/>
+            </w:pPr>
+            <w:r>
+              <w:t xml:space="preserve">2 · First look</w:t>
+            </w:r>
+          </w:p>
+        </w:tc>
+        <w:tc>
+          <w:tcPr>
+            <w:tcW w:type="dxa" w:w="5982"/>
+          </w:tcPr>
+          <w:p>
+            <w:pPr>
+              <w:pStyle w:val="Compact"/>
+              <w:jc w:val="left"/>
+            </w:pPr>
+            <w:r>
+              <w:t xml:space="preserve">They send the sheet on WhatsApp; Pranav replies personally with three observations</w:t>
+            </w:r>
+          </w:p>
+        </w:tc>
+        <w:tc>
+          <w:tcPr>
+            <w:tcW w:type="dxa" w:w="1862"/>
+          </w:tcPr>
+          <w:p>
+            <w:pPr>
+              <w:pStyle w:val="Compact"/>
+              <w:jc w:val="left"/>
+            </w:pPr>
+            <w:r>
+              <w:t xml:space="preserve">Free, limited each week</w:t>
+            </w:r>
+          </w:p>
+        </w:tc>
+      </w:tr>
+      <w:tr>
+        <w:tc>
+          <w:tcPr>
+            <w:tcW w:type="dxa" w:w="1794"/>
+          </w:tcPr>
+          <w:p>
+            <w:pPr>
+              <w:pStyle w:val="Compact"/>
+              <w:jc w:val="left"/>
+            </w:pPr>
+            <w:r>
+              <w:t xml:space="preserve">3 · Watch Alignment Report</w:t>
+            </w:r>
+          </w:p>
+        </w:tc>
+        <w:tc>
+          <w:tcPr>
+            <w:tcW w:type="dxa" w:w="5982"/>
+          </w:tcPr>
+          <w:p>
+            <w:pPr>
+              <w:pStyle w:val="Compact"/>
+              <w:jc w:val="left"/>
+            </w:pPr>
+            <w:r>
+              <w:t xml:space="preserve">Pranav’s full written review and considerations for their next watch</w:t>
+            </w:r>
+          </w:p>
+        </w:tc>
+        <w:tc>
+          <w:tcPr>
+            <w:tcW w:type="dxa" w:w="1862"/>
+          </w:tcPr>
+          <w:p>
+            <w:pPr>
+              <w:pStyle w:val="Compact"/>
+              <w:jc w:val="left"/>
+            </w:pPr>
+            <w:r>
+              <w:t xml:space="preserve">Paid (Pranav sets the price)</w:t>
+            </w:r>
+          </w:p>
+        </w:tc>
+      </w:tr>
+      <w:tr>
+        <w:tc>
+          <w:tcPr>
+            <w:tcW w:type="dxa" w:w="1794"/>
+          </w:tcPr>
+          <w:p>
+            <w:pPr>
+              <w:pStyle w:val="Compact"/>
+              <w:jc w:val="left"/>
+            </w:pPr>
+            <w:r>
+              <w:t xml:space="preserve">4 · Report and consultation</w:t>
+            </w:r>
+          </w:p>
+        </w:tc>
+        <w:tc>
+          <w:tcPr>
+            <w:tcW w:type="dxa" w:w="5982"/>
+          </w:tcPr>
+          <w:p>
+            <w:pPr>
+              <w:pStyle w:val="Compact"/>
+              <w:jc w:val="left"/>
+            </w:pPr>
+            <w:r>
+              <w:t xml:space="preserve">The report plus a conversation, including watches they are considering</w:t>
+            </w:r>
+          </w:p>
+        </w:tc>
+        <w:tc>
+          <w:tcPr>
+            <w:tcW w:type="dxa" w:w="1862"/>
+          </w:tcPr>
+          <w:p>
+            <w:pPr>
+              <w:pStyle w:val="Compact"/>
+              <w:jc w:val="left"/>
+            </w:pPr>
+            <w:r>
+              <w:t xml:space="preserve">Paid</w:t>
+            </w:r>
+          </w:p>
+        </w:tc>
+      </w:tr>
+    </w:tbl>
+    <w:p>
+      <w:pPr>
+        <w:pStyle w:val="BodyText"/>
+      </w:pPr>
+      <w:r>
+        <w:t xml:space="preserve">How to run it:</w:t>
+      </w:r>
+    </w:p>
+    <w:p>
+      <w:pPr>
+        <w:numPr>
+          <w:ilvl w:val="0"/>
+          <w:numId w:val="1008"/>
+        </w:numPr>
+        <w:pStyle w:val="Compact"/>
+      </w:pPr>
+      <w:r>
+        <w:rPr>
+          <w:bCs/>
+          <w:b/>
+        </w:rPr>
+        <w:t xml:space="preserve">Promote it</w:t>
+      </w:r>
+      <w:r>
+        <w:t xml:space="preserve"> </w:t>
+      </w:r>
+      <w:r>
+        <w:t xml:space="preserve">with the</w:t>
+      </w:r>
+      <w:r>
+        <w:t xml:space="preserve"> </w:t>
+      </w:r>
+      <w:r>
+        <w:rPr>
+          <w:rStyle w:val="VerbatimChar"/>
+        </w:rPr>
+        <w:t xml:space="preserve">08-free-watch-check</w:t>
+      </w:r>
+      <w:r>
+        <w:t xml:space="preserve"> </w:t>
+      </w:r>
+      <w:r>
+        <w:t xml:space="preserve">creatives and Reel 8 (organic plan). People share the sheet to their</w:t>
+      </w:r>
+      <w:r>
+        <w:t xml:space="preserve"> </w:t>
+      </w:r>
+      <w:r>
+        <w:t xml:space="preserve">Stories, which brings new visitors for free.</w:t>
+      </w:r>
+    </w:p>
+    <w:p>
+      <w:pPr>
+        <w:numPr>
+          <w:ilvl w:val="0"/>
+          <w:numId w:val="1008"/>
+        </w:numPr>
+        <w:pStyle w:val="Compact"/>
+      </w:pPr>
+      <w:r>
+        <w:rPr>
+          <w:bCs/>
+          <w:b/>
+        </w:rPr>
+        <w:t xml:space="preserve">Answer first looks quickly</w:t>
+      </w:r>
+      <w:r>
+        <w:t xml:space="preserve"> </w:t>
+      </w:r>
+      <w:r>
+        <w:t xml:space="preserve">with a quick reply such as</w:t>
+      </w:r>
+      <w:r>
+        <w:t xml:space="preserve"> </w:t>
+      </w:r>
+      <w:r>
+        <w:rPr>
+          <w:rStyle w:val="VerbatimChar"/>
+        </w:rPr>
+        <w:t xml:space="preserve">/firstlook</w:t>
+      </w:r>
+      <w:r>
+        <w:t xml:space="preserve">: three short observations, then</w:t>
+      </w:r>
+      <w:r>
+        <w:t xml:space="preserve"> </w:t>
+      </w:r>
+      <w:r>
+        <w:t xml:space="preserve">“If you’d like the full Watch Alignment Report, I can tell you how it works and the price.”</w:t>
+      </w:r>
+    </w:p>
+    <w:p>
+      <w:pPr>
+        <w:numPr>
+          <w:ilvl w:val="0"/>
+          <w:numId w:val="1008"/>
+        </w:numPr>
+        <w:pStyle w:val="Compact"/>
+      </w:pPr>
+      <w:r>
+        <w:rPr>
+          <w:bCs/>
+          <w:b/>
+        </w:rPr>
+        <w:t xml:space="preserve">Measure</w:t>
+      </w:r>
+      <w:r>
+        <w:t xml:space="preserve"> </w:t>
+      </w:r>
+      <w:r>
+        <w:t xml:space="preserve">sheets created (</w:t>
+      </w:r>
+      <w:r>
+        <w:rPr>
+          <w:rStyle w:val="VerbatimChar"/>
+        </w:rPr>
+        <w:t xml:space="preserve">tool_complete</w:t>
+      </w:r>
+      <w:r>
+        <w:t xml:space="preserve">) → first-look taps (</w:t>
+      </w:r>
+      <w:r>
+        <w:rPr>
+          <w:rStyle w:val="VerbatimChar"/>
+        </w:rPr>
+        <w:t xml:space="preserve">whatsapp_click</w:t>
+      </w:r>
+      <w:r>
+        <w:t xml:space="preserve">, placement</w:t>
+      </w:r>
+      <w:r>
+        <w:t xml:space="preserve"> </w:t>
+      </w:r>
+      <w:r>
+        <w:rPr>
+          <w:rStyle w:val="VerbatimChar"/>
+        </w:rPr>
+        <w:t xml:space="preserve">watch_check_first_look</w:t>
+      </w:r>
+      <w:r>
+        <w:t xml:space="preserve">) → reports sold (lead sheet).</w:t>
+      </w:r>
+    </w:p>
+    <w:p>
+      <w:pPr>
+        <w:numPr>
+          <w:ilvl w:val="0"/>
+          <w:numId w:val="1008"/>
+        </w:numPr>
+        <w:pStyle w:val="Compact"/>
+      </w:pPr>
+      <w:r>
+        <w:rPr>
+          <w:bCs/>
+          <w:b/>
+        </w:rPr>
+        <w:t xml:space="preserve">Before scaling:</w:t>
+      </w:r>
+      <w:r>
+        <w:t xml:space="preserve"> </w:t>
+      </w:r>
+      <w:r>
+        <w:t xml:space="preserve">Pranav should confirm his own checklist of watch details (it replaces the questions in</w:t>
+      </w:r>
+      <w:r>
+        <w:t xml:space="preserve"> </w:t>
+      </w:r>
+      <w:r>
+        <w:rPr>
+          <w:rStyle w:val="VerbatimChar"/>
+        </w:rPr>
+        <w:t xml:space="preserve">src/data/watch-check.ts</w:t>
+      </w:r>
+      <w:r>
+        <w:t xml:space="preserve">), the report’s format and price, and how many free first looks he can answer each week.</w:t>
+      </w:r>
+    </w:p>
+    <w:p>
+      <w:pPr>
+        <w:numPr>
+          <w:ilvl w:val="0"/>
+          <w:numId w:val="1008"/>
+        </w:numPr>
+        <w:pStyle w:val="Compact"/>
+      </w:pPr>
+      <w:r>
+        <w:rPr>
+          <w:bCs/>
+          <w:b/>
+        </w:rPr>
+        <w:t xml:space="preserve">Naming:</w:t>
+      </w:r>
+      <w:r>
+        <w:t xml:space="preserve"> </w:t>
+      </w:r>
+      <w:r>
+        <w:t xml:space="preserve">never call it “Wristwatch Analysis”, which is another practitioner’s trademark.</w:t>
+      </w:r>
+    </w:p>
+    <w:bookmarkEnd w:id="38"/>
+    <w:bookmarkStart w:id="41" w:name="X751ef98172556b23537d0154a4fd80ef3dfa12c"/>
+    <w:p>
+      <w:pPr>
+        <w:pStyle w:val="Heading1"/>
+      </w:pPr>
+      <w:r>
         <w:t xml:space="preserve">6. WhatsApp is the shop counter</w:t>
       </w:r>
     </w:p>
@@ -1777,7 +2261,7 @@
       <w:pPr>
         <w:numPr>
           <w:ilvl w:val="0"/>
-          <w:numId w:val="1008"/>
+          <w:numId w:val="1009"/>
         </w:numPr>
         <w:pStyle w:val="Compact"/>
       </w:pPr>
@@ -1864,7 +2348,7 @@
       <w:r>
         <w:t xml:space="preserve">(</w:t>
       </w:r>
-      <w:hyperlink r:id="rId38">
+      <w:hyperlink r:id="rId39">
         <w:r>
           <w:rPr>
             <w:rStyle w:val="Hyperlink"/>
@@ -1878,7 +2362,7 @@
       <w:r>
         <w:t xml:space="preserve"> </w:t>
       </w:r>
-      <w:hyperlink r:id="rId39">
+      <w:hyperlink r:id="rId40">
         <w:r>
           <w:rPr>
             <w:rStyle w:val="Hyperlink"/>
@@ -1913,7 +2397,7 @@
       <w:pPr>
         <w:numPr>
           <w:ilvl w:val="0"/>
-          <w:numId w:val="1008"/>
+          <w:numId w:val="1009"/>
         </w:numPr>
         <w:pStyle w:val="Compact"/>
       </w:pPr>
@@ -1935,7 +2419,7 @@
       <w:pPr>
         <w:numPr>
           <w:ilvl w:val="0"/>
-          <w:numId w:val="1008"/>
+          <w:numId w:val="1009"/>
         </w:numPr>
         <w:pStyle w:val="Compact"/>
       </w:pPr>
@@ -2038,7 +2522,7 @@
       <w:pPr>
         <w:numPr>
           <w:ilvl w:val="0"/>
-          <w:numId w:val="1008"/>
+          <w:numId w:val="1009"/>
         </w:numPr>
         <w:pStyle w:val="Compact"/>
       </w:pPr>
@@ -2060,84 +2544,84 @@
       <w:pPr>
         <w:numPr>
           <w:ilvl w:val="1"/>
+          <w:numId w:val="1010"/>
+        </w:numPr>
+        <w:pStyle w:val="Compact"/>
+      </w:pPr>
+      <w:r>
+        <w:rPr>
+          <w:rStyle w:val="VerbatimChar"/>
+        </w:rPr>
+        <w:t xml:space="preserve">/process</w:t>
+      </w:r>
+      <w:r>
+        <w:t xml:space="preserve">: how a consultation works, what to send, how long it takes.</w:t>
+      </w:r>
+    </w:p>
+    <w:p>
+      <w:pPr>
+        <w:numPr>
+          <w:ilvl w:val="1"/>
+          <w:numId w:val="1010"/>
+        </w:numPr>
+        <w:pStyle w:val="Compact"/>
+      </w:pPr>
+      <w:r>
+        <w:rPr>
+          <w:rStyle w:val="VerbatimChar"/>
+        </w:rPr>
+        <w:t xml:space="preserve">/price</w:t>
+      </w:r>
+      <w:r>
+        <w:t xml:space="preserve">: the confirmed starting price, and what is included.</w:t>
+      </w:r>
+    </w:p>
+    <w:p>
+      <w:pPr>
+        <w:numPr>
+          <w:ilvl w:val="1"/>
+          <w:numId w:val="1010"/>
+        </w:numPr>
+        <w:pStyle w:val="Compact"/>
+      </w:pPr>
+      <w:r>
+        <w:rPr>
+          <w:rStyle w:val="VerbatimChar"/>
+        </w:rPr>
+        <w:t xml:space="preserve">/book</w:t>
+      </w:r>
+      <w:r>
+        <w:t xml:space="preserve">: available times and how to pay.</w:t>
+      </w:r>
+    </w:p>
+    <w:p>
+      <w:pPr>
+        <w:numPr>
+          <w:ilvl w:val="1"/>
+          <w:numId w:val="1010"/>
+        </w:numPr>
+        <w:pStyle w:val="Compact"/>
+      </w:pPr>
+      <w:r>
+        <w:rPr>
+          <w:rStyle w:val="VerbatimChar"/>
+        </w:rPr>
+        <w:t xml:space="preserve">/followup</w:t>
+      </w:r>
+      <w:r>
+        <w:t xml:space="preserve">: “Just checking whether you had any questions about the consultation?” (send once, after 2 days)</w:t>
+      </w:r>
+    </w:p>
+    <w:p>
+      <w:pPr>
+        <w:numPr>
+          <w:ilvl w:val="0"/>
           <w:numId w:val="1009"/>
         </w:numPr>
         <w:pStyle w:val="Compact"/>
       </w:pPr>
       <w:r>
         <w:rPr>
-          <w:rStyle w:val="VerbatimChar"/>
-        </w:rPr>
-        <w:t xml:space="preserve">/process</w:t>
-      </w:r>
-      <w:r>
-        <w:t xml:space="preserve">: how a consultation works, what to send, how long it takes.</w:t>
-      </w:r>
-    </w:p>
-    <w:p>
-      <w:pPr>
-        <w:numPr>
-          <w:ilvl w:val="1"/>
-          <w:numId w:val="1009"/>
-        </w:numPr>
-        <w:pStyle w:val="Compact"/>
-      </w:pPr>
-      <w:r>
-        <w:rPr>
-          <w:rStyle w:val="VerbatimChar"/>
-        </w:rPr>
-        <w:t xml:space="preserve">/price</w:t>
-      </w:r>
-      <w:r>
-        <w:t xml:space="preserve">: the confirmed starting price, and what is included.</w:t>
-      </w:r>
-    </w:p>
-    <w:p>
-      <w:pPr>
-        <w:numPr>
-          <w:ilvl w:val="1"/>
-          <w:numId w:val="1009"/>
-        </w:numPr>
-        <w:pStyle w:val="Compact"/>
-      </w:pPr>
-      <w:r>
-        <w:rPr>
-          <w:rStyle w:val="VerbatimChar"/>
-        </w:rPr>
-        <w:t xml:space="preserve">/book</w:t>
-      </w:r>
-      <w:r>
-        <w:t xml:space="preserve">: available times and how to pay.</w:t>
-      </w:r>
-    </w:p>
-    <w:p>
-      <w:pPr>
-        <w:numPr>
-          <w:ilvl w:val="1"/>
-          <w:numId w:val="1009"/>
-        </w:numPr>
-        <w:pStyle w:val="Compact"/>
-      </w:pPr>
-      <w:r>
-        <w:rPr>
-          <w:rStyle w:val="VerbatimChar"/>
-        </w:rPr>
-        <w:t xml:space="preserve">/followup</w:t>
-      </w:r>
-      <w:r>
-        <w:t xml:space="preserve">: “Just checking whether you had any questions about the consultation?” (send once, after 2 days)</w:t>
-      </w:r>
-    </w:p>
-    <w:p>
-      <w:pPr>
-        <w:numPr>
-          <w:ilvl w:val="0"/>
-          <w:numId w:val="1008"/>
-        </w:numPr>
-        <w:pStyle w:val="Compact"/>
-      </w:pPr>
-      <w:r>
-        <w:rPr>
           <w:bCs/>
           <w:b/>
         </w:rPr>
@@ -2150,8 +2634,8 @@
         <w:t xml:space="preserve">ask for documents, IDs or children’s photos up front (see the Contact page notes).</w:t>
       </w:r>
     </w:p>
-    <w:bookmarkEnd w:id="40"/>
-    <w:bookmarkStart w:id="41" w:name="Xcea32f9978b46d095a73e8e4196bcef3aa9a846"/>
+    <w:bookmarkEnd w:id="41"/>
+    <w:bookmarkStart w:id="42" w:name="Xcea32f9978b46d095a73e8e4196bcef3aa9a846"/>
     <w:p>
       <w:pPr>
         <w:pStyle w:val="Heading1"/>
@@ -2164,7 +2648,7 @@
       <w:pPr>
         <w:numPr>
           <w:ilvl w:val="0"/>
-          <w:numId w:val="1010"/>
+          <w:numId w:val="1011"/>
         </w:numPr>
         <w:pStyle w:val="Compact"/>
       </w:pPr>
@@ -2176,7 +2660,7 @@
       <w:pPr>
         <w:numPr>
           <w:ilvl w:val="0"/>
-          <w:numId w:val="1010"/>
+          <w:numId w:val="1011"/>
         </w:numPr>
         <w:pStyle w:val="Compact"/>
       </w:pPr>
@@ -2204,7 +2688,7 @@
       <w:pPr>
         <w:numPr>
           <w:ilvl w:val="0"/>
-          <w:numId w:val="1010"/>
+          <w:numId w:val="1011"/>
         </w:numPr>
         <w:pStyle w:val="Compact"/>
       </w:pPr>
@@ -2228,8 +2712,8 @@
         <w:t xml:space="preserve">free. Consider a thank-you for referrals once prices are set.</w:t>
       </w:r>
     </w:p>
-    <w:bookmarkEnd w:id="41"/>
-    <w:bookmarkStart w:id="42" w:name="X7019a3aa826f24757e4e5cb1cadc4c27d759b8e"/>
+    <w:bookmarkEnd w:id="42"/>
+    <w:bookmarkStart w:id="43" w:name="X7019a3aa826f24757e4e5cb1cadc4c27d759b8e"/>
     <w:p>
       <w:pPr>
         <w:pStyle w:val="Heading1"/>
@@ -2457,8 +2941,8 @@
         <w:t xml:space="preserve">Do that thing. Aim for 5–7% more bookings week on week.</w:t>
       </w:r>
     </w:p>
-    <w:bookmarkEnd w:id="42"/>
-    <w:bookmarkStart w:id="48" w:name="X09f62a3d8995dc23e6fb9cf780b740060abd87c"/>
+    <w:bookmarkEnd w:id="43"/>
+    <w:bookmarkStart w:id="49" w:name="X09f62a3d8995dc23e6fb9cf780b740060abd87c"/>
     <w:p>
       <w:pPr>
         <w:pStyle w:val="Heading1"/>
@@ -2471,7 +2955,7 @@
       <w:pPr>
         <w:numPr>
           <w:ilvl w:val="0"/>
-          <w:numId w:val="1011"/>
+          <w:numId w:val="1012"/>
         </w:numPr>
         <w:pStyle w:val="Compact"/>
       </w:pPr>
@@ -2500,7 +2984,7 @@
       <w:r>
         <w:t xml:space="preserve">(</w:t>
       </w:r>
-      <w:hyperlink r:id="rId43">
+      <w:hyperlink r:id="rId44">
         <w:r>
           <w:rPr>
             <w:rStyle w:val="Hyperlink"/>
@@ -2522,7 +3006,7 @@
       <w:pPr>
         <w:numPr>
           <w:ilvl w:val="0"/>
-          <w:numId w:val="1011"/>
+          <w:numId w:val="1012"/>
         </w:numPr>
         <w:pStyle w:val="Compact"/>
       </w:pPr>
@@ -2547,7 +3031,7 @@
       <w:pPr>
         <w:numPr>
           <w:ilvl w:val="0"/>
-          <w:numId w:val="1011"/>
+          <w:numId w:val="1012"/>
         </w:numPr>
         <w:pStyle w:val="Compact"/>
       </w:pPr>
@@ -2570,7 +3054,7 @@
       <w:r>
         <w:t xml:space="preserve">Drugs and Magic Remedies Act (</w:t>
       </w:r>
-      <w:hyperlink r:id="rId44">
+      <w:hyperlink r:id="rId45">
         <w:r>
           <w:rPr>
             <w:rStyle w:val="Hyperlink"/>
@@ -2586,7 +3070,7 @@
       <w:pPr>
         <w:numPr>
           <w:ilvl w:val="0"/>
-          <w:numId w:val="1011"/>
+          <w:numId w:val="1012"/>
         </w:numPr>
         <w:pStyle w:val="Compact"/>
       </w:pPr>
@@ -2647,7 +3131,7 @@
       <w:r>
         <w:t xml:space="preserve">(</w:t>
       </w:r>
-      <w:hyperlink r:id="rId45">
+      <w:hyperlink r:id="rId46">
         <w:r>
           <w:rPr>
             <w:rStyle w:val="Hyperlink"/>
@@ -2661,7 +3145,7 @@
       <w:r>
         <w:t xml:space="preserve"> </w:t>
       </w:r>
-      <w:hyperlink r:id="rId46">
+      <w:hyperlink r:id="rId47">
         <w:r>
           <w:rPr>
             <w:rStyle w:val="Hyperlink"/>
@@ -2690,7 +3174,7 @@
       <w:pPr>
         <w:numPr>
           <w:ilvl w:val="0"/>
-          <w:numId w:val="1011"/>
+          <w:numId w:val="1012"/>
         </w:numPr>
         <w:pStyle w:val="Compact"/>
       </w:pPr>
@@ -2719,7 +3203,7 @@
       <w:r>
         <w:t xml:space="preserve">(</w:t>
       </w:r>
-      <w:hyperlink r:id="rId47">
+      <w:hyperlink r:id="rId48">
         <w:r>
           <w:rPr>
             <w:rStyle w:val="Hyperlink"/>
@@ -2735,7 +3219,7 @@
       <w:pPr>
         <w:numPr>
           <w:ilvl w:val="0"/>
-          <w:numId w:val="1011"/>
+          <w:numId w:val="1012"/>
         </w:numPr>
         <w:pStyle w:val="Compact"/>
       </w:pPr>
@@ -2759,8 +3243,8 @@
         <w:t xml:space="preserve">consent.</w:t>
       </w:r>
     </w:p>
-    <w:bookmarkEnd w:id="48"/>
-    <w:bookmarkStart w:id="49" w:name="X0b0bd92d743af3d99721b3f326690de77b51ab6"/>
+    <w:bookmarkEnd w:id="49"/>
+    <w:bookmarkStart w:id="50" w:name="X0b0bd92d743af3d99721b3f326690de77b51ab6"/>
     <w:p>
       <w:pPr>
         <w:pStyle w:val="Heading1"/>
@@ -2964,8 +3448,8 @@
         </w:tc>
       </w:tr>
     </w:tbl>
-    <w:bookmarkEnd w:id="49"/>
-    <w:bookmarkStart w:id="50" w:name="X742a147784e41cff856229581da2c769f177815"/>
+    <w:bookmarkEnd w:id="50"/>
+    <w:bookmarkStart w:id="51" w:name="X742a147784e41cff856229581da2c769f177815"/>
     <w:p>
       <w:pPr>
         <w:pStyle w:val="Heading1"/>
@@ -2978,7 +3462,7 @@
       <w:pPr>
         <w:numPr>
           <w:ilvl w:val="0"/>
-          <w:numId w:val="1012"/>
+          <w:numId w:val="1013"/>
         </w:numPr>
         <w:pStyle w:val="Compact"/>
       </w:pPr>
@@ -2990,7 +3474,7 @@
       <w:pPr>
         <w:numPr>
           <w:ilvl w:val="0"/>
-          <w:numId w:val="1012"/>
+          <w:numId w:val="1013"/>
         </w:numPr>
         <w:pStyle w:val="Compact"/>
       </w:pPr>
@@ -3002,7 +3486,7 @@
       <w:pPr>
         <w:numPr>
           <w:ilvl w:val="0"/>
-          <w:numId w:val="1012"/>
+          <w:numId w:val="1013"/>
         </w:numPr>
         <w:pStyle w:val="Compact"/>
       </w:pPr>
@@ -3014,7 +3498,7 @@
       <w:pPr>
         <w:numPr>
           <w:ilvl w:val="0"/>
-          <w:numId w:val="1012"/>
+          <w:numId w:val="1013"/>
         </w:numPr>
         <w:pStyle w:val="Compact"/>
       </w:pPr>
@@ -3026,7 +3510,7 @@
       <w:pPr>
         <w:numPr>
           <w:ilvl w:val="0"/>
-          <w:numId w:val="1012"/>
+          <w:numId w:val="1013"/>
         </w:numPr>
         <w:pStyle w:val="Compact"/>
       </w:pPr>
@@ -3081,7 +3565,7 @@
         <w:t xml:space="preserve">“Do Things that Don’t Scale” (2013) and “Startup = Growth” (2012), at paulgraham.com.</w:t>
       </w:r>
     </w:p>
-    <w:bookmarkEnd w:id="50"/>
+    <w:bookmarkEnd w:id="51"/>
     <w:sectPr/>
     <w:sectPr>
       <w:pgSz w:w="11906" w:h="16838"/>
@@ -3417,6 +3901,9 @@
     <w:abstractNumId w:val="991"/>
   </w:num>
   <w:num w:numId="1012">
+    <w:abstractNumId w:val="991"/>
+  </w:num>
+  <w:num w:numId="1013">
     <w:abstractNumId w:val="991"/>
   </w:num>
 </w:numbering>

--- a/marketing/instagram-ad-pack/00-word-documents/04 - 90-day launch playbook.docx
+++ b/marketing/instagram-ad-pack/00-word-documents/04 - 90-day launch playbook.docx
@@ -161,7 +161,22 @@
         <w:t xml:space="preserve"> </w:t>
       </w:r>
       <w:r>
-        <w:t xml:space="preserve">The creatives, ad copy and campaign setup it refers to are in the Instagram pack and its guide “01 - How to run the ads”.</w:t>
+        <w:t xml:space="preserve">The creatives, ad copy and campaign setup it refers to are in</w:t>
+      </w:r>
+      <w:r>
+        <w:t xml:space="preserve"> </w:t>
+      </w:r>
+      <w:r>
+        <w:rPr>
+          <w:rStyle w:val="VerbatimChar"/>
+        </w:rPr>
+        <w:t xml:space="preserve">instagram-ad-pack/</w:t>
+      </w:r>
+      <w:r>
+        <w:t xml:space="preserve"> </w:t>
+      </w:r>
+      <w:r>
+        <w:t xml:space="preserve">(“01 - How to run the ads”).</w:t>
       </w:r>
     </w:p>
     <w:p>
@@ -1258,7 +1273,7 @@
         <w:t xml:space="preserve">Aligned by Pranav | Graphologist</w:t>
       </w:r>
       <w:r>
-        <w:t xml:space="preserve">, bio and link as in</w:t>
+        <w:t xml:space="preserve">, bio and link as in the</w:t>
       </w:r>
       <w:r>
         <w:t xml:space="preserve"> </w:t>
@@ -1582,7 +1597,7 @@
         <w:t xml:space="preserve"> </w:t>
       </w:r>
       <w:r>
-        <w:t xml:space="preserve">Click-to-WhatsApp (Route A in section 4 of “01 - How to run the ads”).</w:t>
+        <w:t xml:space="preserve">Click-to-WhatsApp (Route A in the section 4 of “01 - How to run the ads”).</w:t>
       </w:r>
       <w:r>
         <w:t xml:space="preserve"> </w:t>
@@ -2240,12 +2255,606 @@
       </w:r>
     </w:p>
     <w:bookmarkEnd w:id="38"/>
-    <w:bookmarkStart w:id="41" w:name="X751ef98172556b23537d0154a4fd80ef3dfa12c"/>
+    <w:bookmarkStart w:id="39" w:name="X4304d1c10630b8732257ea42b3ea7897bf6be41"/>
     <w:p>
       <w:pPr>
         <w:pStyle w:val="Heading1"/>
       </w:pPr>
       <w:r>
+        <w:t xml:space="preserve">5c. The free signature check: the main funnel</w:t>
+      </w:r>
+    </w:p>
+    <w:p>
+      <w:pPr>
+        <w:pStyle w:val="FirstParagraph"/>
+      </w:pPr>
+      <w:r>
+        <w:t xml:space="preserve">The</w:t>
+      </w:r>
+      <w:r>
+        <w:t xml:space="preserve"> </w:t>
+      </w:r>
+      <w:r>
+        <w:rPr>
+          <w:bCs/>
+          <w:b/>
+        </w:rPr>
+        <w:t xml:space="preserve">Signature Specimen Check</w:t>
+      </w:r>
+      <w:r>
+        <w:t xml:space="preserve"> </w:t>
+      </w:r>
+      <w:r>
+        <w:t xml:space="preserve">(</w:t>
+      </w:r>
+      <w:r>
+        <w:rPr>
+          <w:rStyle w:val="VerbatimChar"/>
+        </w:rPr>
+        <w:t xml:space="preserve">/tools/signature-check</w:t>
+      </w:r>
+      <w:r>
+        <w:t xml:space="preserve">) is the lead magnet to put the most money behind: every</w:t>
+      </w:r>
+      <w:r>
+        <w:t xml:space="preserve"> </w:t>
+      </w:r>
+      <w:r>
+        <w:t xml:space="preserve">adult has a signature, it takes two minutes, and people leave with two things they can keep. It feeds Pranav’s core</w:t>
+      </w:r>
+      <w:r>
+        <w:t xml:space="preserve"> </w:t>
+      </w:r>
+      <w:r>
+        <w:t xml:space="preserve">service, Signature &amp; Handwriting Analysis.</w:t>
+      </w:r>
+    </w:p>
+    <w:tbl>
+      <w:tblPr>
+        <w:tblStyle w:val="Table"/>
+        <w:tblW w:type="dxa" w:w="9638"/>
+        <w:tblLook w:firstRow="1" w:lastRow="0" w:firstColumn="0" w:lastColumn="0" w:noHBand="0" w:noVBand="0" w:val="0020"/>
+        <w:jc w:val="start"/>
+      </w:tblPr>
+      <w:tblGrid>
+        <w:gridCol w:w="2433"/>
+        <w:gridCol w:w="5474"/>
+        <w:gridCol w:w="1731"/>
+      </w:tblGrid>
+      <w:tr>
+        <w:trPr>
+          <w:tblHeader w:val="true"/>
+        </w:trPr>
+        <w:tc>
+          <w:tcPr>
+            <w:tcW w:type="dxa" w:w="2433"/>
+          </w:tcPr>
+          <w:p>
+            <w:pPr>
+              <w:pStyle w:val="Compact"/>
+              <w:jc w:val="left"/>
+            </w:pPr>
+            <w:r>
+              <w:t xml:space="preserve">Step</w:t>
+            </w:r>
+          </w:p>
+        </w:tc>
+        <w:tc>
+          <w:tcPr>
+            <w:tcW w:type="dxa" w:w="5474"/>
+          </w:tcPr>
+          <w:p>
+            <w:pPr>
+              <w:pStyle w:val="Compact"/>
+              <w:jc w:val="left"/>
+            </w:pPr>
+            <w:r>
+              <w:t xml:space="preserve">What happens</w:t>
+            </w:r>
+          </w:p>
+        </w:tc>
+        <w:tc>
+          <w:tcPr>
+            <w:tcW w:type="dxa" w:w="1731"/>
+          </w:tcPr>
+          <w:p>
+            <w:pPr>
+              <w:pStyle w:val="Compact"/>
+              <w:jc w:val="left"/>
+            </w:pPr>
+            <w:r>
+              <w:t xml:space="preserve">Price</w:t>
+            </w:r>
+          </w:p>
+        </w:tc>
+      </w:tr>
+      <w:tr>
+        <w:tc>
+          <w:tcPr>
+            <w:tcW w:type="dxa" w:w="2433"/>
+          </w:tcPr>
+          <w:p>
+            <w:pPr>
+              <w:pStyle w:val="Compact"/>
+              <w:jc w:val="left"/>
+            </w:pPr>
+            <w:r>
+              <w:t xml:space="preserve">1 · Specimen check</w:t>
+            </w:r>
+          </w:p>
+        </w:tc>
+        <w:tc>
+          <w:tcPr>
+            <w:tcW w:type="dxa" w:w="5474"/>
+          </w:tcPr>
+          <w:p>
+            <w:pPr>
+              <w:pStyle w:val="Compact"/>
+              <w:jc w:val="left"/>
+            </w:pPr>
+            <w:r>
+              <w:t xml:space="preserve">The visitor signs on screen or photographs a signature on paper; the site measures slant, baseline, proportions and (on screen) pen lifts, time and pace, on their phone, nothing uploaded</w:t>
+            </w:r>
+          </w:p>
+        </w:tc>
+        <w:tc>
+          <w:tcPr>
+            <w:tcW w:type="dxa" w:w="1731"/>
+          </w:tcPr>
+          <w:p>
+            <w:pPr>
+              <w:pStyle w:val="Compact"/>
+              <w:jc w:val="left"/>
+            </w:pPr>
+            <w:r>
+              <w:t xml:space="preserve">Free</w:t>
+            </w:r>
+          </w:p>
+        </w:tc>
+      </w:tr>
+      <w:tr>
+        <w:tc>
+          <w:tcPr>
+            <w:tcW w:type="dxa" w:w="2433"/>
+          </w:tcPr>
+          <w:p>
+            <w:pPr>
+              <w:pStyle w:val="Compact"/>
+              <w:jc w:val="left"/>
+            </w:pPr>
+            <w:r>
+              <w:t xml:space="preserve">2 · Practice sheet</w:t>
+            </w:r>
+          </w:p>
+        </w:tc>
+        <w:tc>
+          <w:tcPr>
+            <w:tcW w:type="dxa" w:w="5474"/>
+          </w:tcPr>
+          <w:p>
+            <w:pPr>
+              <w:pStyle w:val="Compact"/>
+              <w:jc w:val="left"/>
+            </w:pPr>
+            <w:r>
+              <w:t xml:space="preserve">A printable A4 sheet with their own signature on handwriting guide lines, slant guides at their angle and copies to trace</w:t>
+            </w:r>
+          </w:p>
+        </w:tc>
+        <w:tc>
+          <w:tcPr>
+            <w:tcW w:type="dxa" w:w="1731"/>
+          </w:tcPr>
+          <w:p>
+            <w:pPr>
+              <w:pStyle w:val="Compact"/>
+              <w:jc w:val="left"/>
+            </w:pPr>
+            <w:r>
+              <w:t xml:space="preserve">Free</w:t>
+            </w:r>
+          </w:p>
+        </w:tc>
+      </w:tr>
+      <w:tr>
+        <w:tc>
+          <w:tcPr>
+            <w:tcW w:type="dxa" w:w="2433"/>
+          </w:tcPr>
+          <w:p>
+            <w:pPr>
+              <w:pStyle w:val="Compact"/>
+              <w:jc w:val="left"/>
+            </w:pPr>
+            <w:r>
+              <w:t xml:space="preserve">3 · First look</w:t>
+            </w:r>
+          </w:p>
+        </w:tc>
+        <w:tc>
+          <w:tcPr>
+            <w:tcW w:type="dxa" w:w="5474"/>
+          </w:tcPr>
+          <w:p>
+            <w:pPr>
+              <w:pStyle w:val="Compact"/>
+              <w:jc w:val="left"/>
+            </w:pPr>
+            <w:r>
+              <w:t xml:space="preserve">They send the specimen sheet on WhatsApp; Pranav replies personally with three observations</w:t>
+            </w:r>
+          </w:p>
+        </w:tc>
+        <w:tc>
+          <w:tcPr>
+            <w:tcW w:type="dxa" w:w="1731"/>
+          </w:tcPr>
+          <w:p>
+            <w:pPr>
+              <w:pStyle w:val="Compact"/>
+              <w:jc w:val="left"/>
+            </w:pPr>
+            <w:r>
+              <w:t xml:space="preserve">Free, limited each week</w:t>
+            </w:r>
+          </w:p>
+        </w:tc>
+      </w:tr>
+      <w:tr>
+        <w:tc>
+          <w:tcPr>
+            <w:tcW w:type="dxa" w:w="2433"/>
+          </w:tcPr>
+          <w:p>
+            <w:pPr>
+              <w:pStyle w:val="Compact"/>
+              <w:jc w:val="left"/>
+            </w:pPr>
+            <w:r>
+              <w:t xml:space="preserve">4 · Signature &amp; handwriting analysis</w:t>
+            </w:r>
+          </w:p>
+        </w:tc>
+        <w:tc>
+          <w:tcPr>
+            <w:tcW w:type="dxa" w:w="5474"/>
+          </w:tcPr>
+          <w:p>
+            <w:pPr>
+              <w:pStyle w:val="Compact"/>
+              <w:jc w:val="left"/>
+            </w:pPr>
+            <w:r>
+              <w:t xml:space="preserve">Pranav’s personal consultation, including signature refinement if they want it</w:t>
+            </w:r>
+          </w:p>
+        </w:tc>
+        <w:tc>
+          <w:tcPr>
+            <w:tcW w:type="dxa" w:w="1731"/>
+          </w:tcPr>
+          <w:p>
+            <w:pPr>
+              <w:pStyle w:val="Compact"/>
+              <w:jc w:val="left"/>
+            </w:pPr>
+            <w:r>
+              <w:t xml:space="preserve">Paid (Pranav sets the price)</w:t>
+            </w:r>
+          </w:p>
+        </w:tc>
+      </w:tr>
+    </w:tbl>
+    <w:p>
+      <w:pPr>
+        <w:pStyle w:val="BodyText"/>
+      </w:pPr>
+      <w:r>
+        <w:t xml:space="preserve">How to run it:</w:t>
+      </w:r>
+    </w:p>
+    <w:p>
+      <w:pPr>
+        <w:numPr>
+          <w:ilvl w:val="0"/>
+          <w:numId w:val="1009"/>
+        </w:numPr>
+        <w:pStyle w:val="Compact"/>
+      </w:pPr>
+      <w:r>
+        <w:rPr>
+          <w:bCs/>
+          <w:b/>
+        </w:rPr>
+        <w:t xml:space="preserve">Promote it</w:t>
+      </w:r>
+      <w:r>
+        <w:t xml:space="preserve"> </w:t>
+      </w:r>
+      <w:r>
+        <w:t xml:space="preserve">with the</w:t>
+      </w:r>
+      <w:r>
+        <w:t xml:space="preserve"> </w:t>
+      </w:r>
+      <w:r>
+        <w:rPr>
+          <w:rStyle w:val="VerbatimChar"/>
+        </w:rPr>
+        <w:t xml:space="preserve">09-free-signature-check</w:t>
+      </w:r>
+      <w:r>
+        <w:t xml:space="preserve"> </w:t>
+      </w:r>
+      <w:r>
+        <w:t xml:space="preserve">creatives, ad copy §09 and Reel 9. Lead with it; the watch check</w:t>
+      </w:r>
+      <w:r>
+        <w:t xml:space="preserve"> </w:t>
+      </w:r>
+      <w:r>
+        <w:t xml:space="preserve">is the smaller, niche funnel.</w:t>
+      </w:r>
+    </w:p>
+    <w:p>
+      <w:pPr>
+        <w:numPr>
+          <w:ilvl w:val="0"/>
+          <w:numId w:val="1009"/>
+        </w:numPr>
+        <w:pStyle w:val="Compact"/>
+      </w:pPr>
+      <w:r>
+        <w:rPr>
+          <w:bCs/>
+          <w:b/>
+        </w:rPr>
+        <w:t xml:space="preserve">The “new name” angle</w:t>
+      </w:r>
+      <w:r>
+        <w:t xml:space="preserve"> </w:t>
+      </w:r>
+      <w:r>
+        <w:t xml:space="preserve">(marriage, a name change) is the strongest Indian hook: the tool has a “For a new name”</w:t>
+      </w:r>
+      <w:r>
+        <w:t xml:space="preserve"> </w:t>
+      </w:r>
+      <w:r>
+        <w:t xml:space="preserve">option, and the AD_COPY has a primary text for it. Keep it practical (“see it, practise it”), never “a lucky</w:t>
+      </w:r>
+      <w:r>
+        <w:t xml:space="preserve"> </w:t>
+      </w:r>
+      <w:r>
+        <w:t xml:space="preserve">signature”.</w:t>
+      </w:r>
+    </w:p>
+    <w:p>
+      <w:pPr>
+        <w:numPr>
+          <w:ilvl w:val="0"/>
+          <w:numId w:val="1009"/>
+        </w:numPr>
+        <w:pStyle w:val="Compact"/>
+      </w:pPr>
+      <w:r>
+        <w:rPr>
+          <w:bCs/>
+          <w:b/>
+        </w:rPr>
+        <w:t xml:space="preserve">The practice sheet is the upsell bridge.</w:t>
+      </w:r>
+      <w:r>
+        <w:t xml:space="preserve"> </w:t>
+      </w:r>
+      <w:r>
+        <w:t xml:space="preserve">Its footer reads “a refined signature, developed with you? ask pranav</w:t>
+      </w:r>
+      <w:r>
+        <w:t xml:space="preserve"> </w:t>
+      </w:r>
+      <w:r>
+        <w:t xml:space="preserve">vibhute”. Someone who practises a signature for a week is ready to talk about refining it.</w:t>
+      </w:r>
+    </w:p>
+    <w:p>
+      <w:pPr>
+        <w:numPr>
+          <w:ilvl w:val="0"/>
+          <w:numId w:val="1009"/>
+        </w:numPr>
+        <w:pStyle w:val="Compact"/>
+      </w:pPr>
+      <w:r>
+        <w:rPr>
+          <w:bCs/>
+          <w:b/>
+        </w:rPr>
+        <w:t xml:space="preserve">Answer first looks quickly</w:t>
+      </w:r>
+      <w:r>
+        <w:t xml:space="preserve"> </w:t>
+      </w:r>
+      <w:r>
+        <w:t xml:space="preserve">with a</w:t>
+      </w:r>
+      <w:r>
+        <w:t xml:space="preserve"> </w:t>
+      </w:r>
+      <w:r>
+        <w:rPr>
+          <w:rStyle w:val="VerbatimChar"/>
+        </w:rPr>
+        <w:t xml:space="preserve">/firstlook</w:t>
+      </w:r>
+      <w:r>
+        <w:t xml:space="preserve"> </w:t>
+      </w:r>
+      <w:r>
+        <w:t xml:space="preserve">quick reply: three short observations from the sheet, then “If</w:t>
+      </w:r>
+      <w:r>
+        <w:t xml:space="preserve"> </w:t>
+      </w:r>
+      <w:r>
+        <w:t xml:space="preserve">you’d like a full analysis, or help refining your signature, I can tell you how it works and the price.”</w:t>
+      </w:r>
+    </w:p>
+    <w:p>
+      <w:pPr>
+        <w:numPr>
+          <w:ilvl w:val="0"/>
+          <w:numId w:val="1009"/>
+        </w:numPr>
+        <w:pStyle w:val="Compact"/>
+      </w:pPr>
+      <w:r>
+        <w:rPr>
+          <w:bCs/>
+          <w:b/>
+        </w:rPr>
+        <w:t xml:space="preserve">Measure</w:t>
+      </w:r>
+      <w:r>
+        <w:t xml:space="preserve"> </w:t>
+      </w:r>
+      <w:r>
+        <w:t xml:space="preserve">sheets created (</w:t>
+      </w:r>
+      <w:r>
+        <w:rPr>
+          <w:rStyle w:val="VerbatimChar"/>
+        </w:rPr>
+        <w:t xml:space="preserve">tool_complete</w:t>
+      </w:r>
+      <w:r>
+        <w:t xml:space="preserve">) → saved (</w:t>
+      </w:r>
+      <w:r>
+        <w:rPr>
+          <w:rStyle w:val="VerbatimChar"/>
+        </w:rPr>
+        <w:t xml:space="preserve">tool_save</w:t>
+      </w:r>
+      <w:r>
+        <w:t xml:space="preserve">, incl.</w:t>
+      </w:r>
+      <w:r>
+        <w:t xml:space="preserve"> </w:t>
+      </w:r>
+      <w:r>
+        <w:rPr>
+          <w:rStyle w:val="VerbatimChar"/>
+        </w:rPr>
+        <w:t xml:space="preserve">print</w:t>
+      </w:r>
+      <w:r>
+        <w:t xml:space="preserve">) → first-look taps</w:t>
+      </w:r>
+      <w:r>
+        <w:t xml:space="preserve"> </w:t>
+      </w:r>
+      <w:r>
+        <w:t xml:space="preserve">(</w:t>
+      </w:r>
+      <w:r>
+        <w:rPr>
+          <w:rStyle w:val="VerbatimChar"/>
+        </w:rPr>
+        <w:t xml:space="preserve">whatsapp_click</w:t>
+      </w:r>
+      <w:r>
+        <w:t xml:space="preserve">, placement</w:t>
+      </w:r>
+      <w:r>
+        <w:t xml:space="preserve"> </w:t>
+      </w:r>
+      <w:r>
+        <w:rPr>
+          <w:rStyle w:val="VerbatimChar"/>
+        </w:rPr>
+        <w:t xml:space="preserve">signature_check_first_look</w:t>
+      </w:r>
+      <w:r>
+        <w:t xml:space="preserve">) → consultations sold (lead sheet).</w:t>
+      </w:r>
+    </w:p>
+    <w:p>
+      <w:pPr>
+        <w:numPr>
+          <w:ilvl w:val="0"/>
+          <w:numId w:val="1009"/>
+        </w:numPr>
+        <w:pStyle w:val="Compact"/>
+      </w:pPr>
+      <w:r>
+        <w:rPr>
+          <w:bCs/>
+          <w:b/>
+        </w:rPr>
+        <w:t xml:space="preserve">Before scaling:</w:t>
+      </w:r>
+      <w:r>
+        <w:t xml:space="preserve"> </w:t>
+      </w:r>
+      <w:r>
+        <w:t xml:space="preserve">Pranav should confirm his own signature checklist (it replaces the questions in</w:t>
+      </w:r>
+      <w:r>
+        <w:t xml:space="preserve"> </w:t>
+      </w:r>
+      <w:r>
+        <w:rPr>
+          <w:rStyle w:val="VerbatimChar"/>
+        </w:rPr>
+        <w:t xml:space="preserve">src/data/signature-check.ts</w:t>
+      </w:r>
+      <w:r>
+        <w:t xml:space="preserve">), the consultation price, whether he offers signature refinement, and how many free</w:t>
+      </w:r>
+      <w:r>
+        <w:t xml:space="preserve"> </w:t>
+      </w:r>
+      <w:r>
+        <w:t xml:space="preserve">first looks he can answer each week.</w:t>
+      </w:r>
+    </w:p>
+    <w:p>
+      <w:pPr>
+        <w:numPr>
+          <w:ilvl w:val="0"/>
+          <w:numId w:val="1009"/>
+        </w:numPr>
+        <w:pStyle w:val="Compact"/>
+      </w:pPr>
+      <w:r>
+        <w:rPr>
+          <w:bCs/>
+          <w:b/>
+        </w:rPr>
+        <w:t xml:space="preserve">Safety:</w:t>
+      </w:r>
+      <w:r>
+        <w:t xml:space="preserve"> </w:t>
+      </w:r>
+      <w:r>
+        <w:t xml:space="preserve">the full sheet shows a real signature. The tool tells people to keep it private and share only the</w:t>
+      </w:r>
+      <w:r>
+        <w:t xml:space="preserve"> </w:t>
+      </w:r>
+      <w:r>
+        <w:t xml:space="preserve">share-safe version; Pranav should never repost a client’s full sheet.</w:t>
+      </w:r>
+    </w:p>
+    <w:bookmarkEnd w:id="39"/>
+    <w:bookmarkStart w:id="42" w:name="X751ef98172556b23537d0154a4fd80ef3dfa12c"/>
+    <w:p>
+      <w:pPr>
+        <w:pStyle w:val="Heading1"/>
+      </w:pPr>
+      <w:r>
         <w:t xml:space="preserve">6. WhatsApp is the shop counter</w:t>
       </w:r>
     </w:p>
@@ -2261,7 +2870,7 @@
       <w:pPr>
         <w:numPr>
           <w:ilvl w:val="0"/>
-          <w:numId w:val="1009"/>
+          <w:numId w:val="1010"/>
         </w:numPr>
         <w:pStyle w:val="Compact"/>
       </w:pPr>
@@ -2348,7 +2957,7 @@
       <w:r>
         <w:t xml:space="preserve">(</w:t>
       </w:r>
-      <w:hyperlink r:id="rId39">
+      <w:hyperlink r:id="rId40">
         <w:r>
           <w:rPr>
             <w:rStyle w:val="Hyperlink"/>
@@ -2362,7 +2971,7 @@
       <w:r>
         <w:t xml:space="preserve"> </w:t>
       </w:r>
-      <w:hyperlink r:id="rId40">
+      <w:hyperlink r:id="rId41">
         <w:r>
           <w:rPr>
             <w:rStyle w:val="Hyperlink"/>
@@ -2397,7 +3006,7 @@
       <w:pPr>
         <w:numPr>
           <w:ilvl w:val="0"/>
-          <w:numId w:val="1009"/>
+          <w:numId w:val="1010"/>
         </w:numPr>
         <w:pStyle w:val="Compact"/>
       </w:pPr>
@@ -2419,7 +3028,7 @@
       <w:pPr>
         <w:numPr>
           <w:ilvl w:val="0"/>
-          <w:numId w:val="1009"/>
+          <w:numId w:val="1010"/>
         </w:numPr>
         <w:pStyle w:val="Compact"/>
       </w:pPr>
@@ -2522,7 +3131,7 @@
       <w:pPr>
         <w:numPr>
           <w:ilvl w:val="0"/>
-          <w:numId w:val="1009"/>
+          <w:numId w:val="1010"/>
         </w:numPr>
         <w:pStyle w:val="Compact"/>
       </w:pPr>
@@ -2544,84 +3153,84 @@
       <w:pPr>
         <w:numPr>
           <w:ilvl w:val="1"/>
+          <w:numId w:val="1011"/>
+        </w:numPr>
+        <w:pStyle w:val="Compact"/>
+      </w:pPr>
+      <w:r>
+        <w:rPr>
+          <w:rStyle w:val="VerbatimChar"/>
+        </w:rPr>
+        <w:t xml:space="preserve">/process</w:t>
+      </w:r>
+      <w:r>
+        <w:t xml:space="preserve">: how a consultation works, what to send, how long it takes.</w:t>
+      </w:r>
+    </w:p>
+    <w:p>
+      <w:pPr>
+        <w:numPr>
+          <w:ilvl w:val="1"/>
+          <w:numId w:val="1011"/>
+        </w:numPr>
+        <w:pStyle w:val="Compact"/>
+      </w:pPr>
+      <w:r>
+        <w:rPr>
+          <w:rStyle w:val="VerbatimChar"/>
+        </w:rPr>
+        <w:t xml:space="preserve">/price</w:t>
+      </w:r>
+      <w:r>
+        <w:t xml:space="preserve">: the confirmed starting price, and what is included.</w:t>
+      </w:r>
+    </w:p>
+    <w:p>
+      <w:pPr>
+        <w:numPr>
+          <w:ilvl w:val="1"/>
+          <w:numId w:val="1011"/>
+        </w:numPr>
+        <w:pStyle w:val="Compact"/>
+      </w:pPr>
+      <w:r>
+        <w:rPr>
+          <w:rStyle w:val="VerbatimChar"/>
+        </w:rPr>
+        <w:t xml:space="preserve">/book</w:t>
+      </w:r>
+      <w:r>
+        <w:t xml:space="preserve">: available times and how to pay.</w:t>
+      </w:r>
+    </w:p>
+    <w:p>
+      <w:pPr>
+        <w:numPr>
+          <w:ilvl w:val="1"/>
+          <w:numId w:val="1011"/>
+        </w:numPr>
+        <w:pStyle w:val="Compact"/>
+      </w:pPr>
+      <w:r>
+        <w:rPr>
+          <w:rStyle w:val="VerbatimChar"/>
+        </w:rPr>
+        <w:t xml:space="preserve">/followup</w:t>
+      </w:r>
+      <w:r>
+        <w:t xml:space="preserve">: “Just checking whether you had any questions about the consultation?” (send once, after 2 days)</w:t>
+      </w:r>
+    </w:p>
+    <w:p>
+      <w:pPr>
+        <w:numPr>
+          <w:ilvl w:val="0"/>
           <w:numId w:val="1010"/>
         </w:numPr>
         <w:pStyle w:val="Compact"/>
       </w:pPr>
       <w:r>
         <w:rPr>
-          <w:rStyle w:val="VerbatimChar"/>
-        </w:rPr>
-        <w:t xml:space="preserve">/process</w:t>
-      </w:r>
-      <w:r>
-        <w:t xml:space="preserve">: how a consultation works, what to send, how long it takes.</w:t>
-      </w:r>
-    </w:p>
-    <w:p>
-      <w:pPr>
-        <w:numPr>
-          <w:ilvl w:val="1"/>
-          <w:numId w:val="1010"/>
-        </w:numPr>
-        <w:pStyle w:val="Compact"/>
-      </w:pPr>
-      <w:r>
-        <w:rPr>
-          <w:rStyle w:val="VerbatimChar"/>
-        </w:rPr>
-        <w:t xml:space="preserve">/price</w:t>
-      </w:r>
-      <w:r>
-        <w:t xml:space="preserve">: the confirmed starting price, and what is included.</w:t>
-      </w:r>
-    </w:p>
-    <w:p>
-      <w:pPr>
-        <w:numPr>
-          <w:ilvl w:val="1"/>
-          <w:numId w:val="1010"/>
-        </w:numPr>
-        <w:pStyle w:val="Compact"/>
-      </w:pPr>
-      <w:r>
-        <w:rPr>
-          <w:rStyle w:val="VerbatimChar"/>
-        </w:rPr>
-        <w:t xml:space="preserve">/book</w:t>
-      </w:r>
-      <w:r>
-        <w:t xml:space="preserve">: available times and how to pay.</w:t>
-      </w:r>
-    </w:p>
-    <w:p>
-      <w:pPr>
-        <w:numPr>
-          <w:ilvl w:val="1"/>
-          <w:numId w:val="1010"/>
-        </w:numPr>
-        <w:pStyle w:val="Compact"/>
-      </w:pPr>
-      <w:r>
-        <w:rPr>
-          <w:rStyle w:val="VerbatimChar"/>
-        </w:rPr>
-        <w:t xml:space="preserve">/followup</w:t>
-      </w:r>
-      <w:r>
-        <w:t xml:space="preserve">: “Just checking whether you had any questions about the consultation?” (send once, after 2 days)</w:t>
-      </w:r>
-    </w:p>
-    <w:p>
-      <w:pPr>
-        <w:numPr>
-          <w:ilvl w:val="0"/>
-          <w:numId w:val="1009"/>
-        </w:numPr>
-        <w:pStyle w:val="Compact"/>
-      </w:pPr>
-      <w:r>
-        <w:rPr>
           <w:bCs/>
           <w:b/>
         </w:rPr>
@@ -2634,8 +3243,8 @@
         <w:t xml:space="preserve">ask for documents, IDs or children’s photos up front (see the Contact page notes).</w:t>
       </w:r>
     </w:p>
-    <w:bookmarkEnd w:id="41"/>
-    <w:bookmarkStart w:id="42" w:name="Xcea32f9978b46d095a73e8e4196bcef3aa9a846"/>
+    <w:bookmarkEnd w:id="42"/>
+    <w:bookmarkStart w:id="43" w:name="Xcea32f9978b46d095a73e8e4196bcef3aa9a846"/>
     <w:p>
       <w:pPr>
         <w:pStyle w:val="Heading1"/>
@@ -2648,7 +3257,7 @@
       <w:pPr>
         <w:numPr>
           <w:ilvl w:val="0"/>
-          <w:numId w:val="1011"/>
+          <w:numId w:val="1012"/>
         </w:numPr>
         <w:pStyle w:val="Compact"/>
       </w:pPr>
@@ -2660,7 +3269,7 @@
       <w:pPr>
         <w:numPr>
           <w:ilvl w:val="0"/>
-          <w:numId w:val="1011"/>
+          <w:numId w:val="1012"/>
         </w:numPr>
         <w:pStyle w:val="Compact"/>
       </w:pPr>
@@ -2688,7 +3297,7 @@
       <w:pPr>
         <w:numPr>
           <w:ilvl w:val="0"/>
-          <w:numId w:val="1011"/>
+          <w:numId w:val="1012"/>
         </w:numPr>
         <w:pStyle w:val="Compact"/>
       </w:pPr>
@@ -2712,8 +3321,8 @@
         <w:t xml:space="preserve">free. Consider a thank-you for referrals once prices are set.</w:t>
       </w:r>
     </w:p>
-    <w:bookmarkEnd w:id="42"/>
-    <w:bookmarkStart w:id="43" w:name="X7019a3aa826f24757e4e5cb1cadc4c27d759b8e"/>
+    <w:bookmarkEnd w:id="43"/>
+    <w:bookmarkStart w:id="44" w:name="X7019a3aa826f24757e4e5cb1cadc4c27d759b8e"/>
     <w:p>
       <w:pPr>
         <w:pStyle w:val="Heading1"/>
@@ -2941,8 +3550,8 @@
         <w:t xml:space="preserve">Do that thing. Aim for 5–7% more bookings week on week.</w:t>
       </w:r>
     </w:p>
-    <w:bookmarkEnd w:id="43"/>
-    <w:bookmarkStart w:id="49" w:name="X09f62a3d8995dc23e6fb9cf780b740060abd87c"/>
+    <w:bookmarkEnd w:id="44"/>
+    <w:bookmarkStart w:id="50" w:name="X09f62a3d8995dc23e6fb9cf780b740060abd87c"/>
     <w:p>
       <w:pPr>
         <w:pStyle w:val="Heading1"/>
@@ -2955,7 +3564,7 @@
       <w:pPr>
         <w:numPr>
           <w:ilvl w:val="0"/>
-          <w:numId w:val="1012"/>
+          <w:numId w:val="1013"/>
         </w:numPr>
         <w:pStyle w:val="Compact"/>
       </w:pPr>
@@ -2984,7 +3593,7 @@
       <w:r>
         <w:t xml:space="preserve">(</w:t>
       </w:r>
-      <w:hyperlink r:id="rId44">
+      <w:hyperlink r:id="rId45">
         <w:r>
           <w:rPr>
             <w:rStyle w:val="Hyperlink"/>
@@ -3006,7 +3615,7 @@
       <w:pPr>
         <w:numPr>
           <w:ilvl w:val="0"/>
-          <w:numId w:val="1012"/>
+          <w:numId w:val="1013"/>
         </w:numPr>
         <w:pStyle w:val="Compact"/>
       </w:pPr>
@@ -3031,7 +3640,7 @@
       <w:pPr>
         <w:numPr>
           <w:ilvl w:val="0"/>
-          <w:numId w:val="1012"/>
+          <w:numId w:val="1013"/>
         </w:numPr>
         <w:pStyle w:val="Compact"/>
       </w:pPr>
@@ -3054,7 +3663,7 @@
       <w:r>
         <w:t xml:space="preserve">Drugs and Magic Remedies Act (</w:t>
       </w:r>
-      <w:hyperlink r:id="rId45">
+      <w:hyperlink r:id="rId46">
         <w:r>
           <w:rPr>
             <w:rStyle w:val="Hyperlink"/>
@@ -3070,7 +3679,7 @@
       <w:pPr>
         <w:numPr>
           <w:ilvl w:val="0"/>
-          <w:numId w:val="1012"/>
+          <w:numId w:val="1013"/>
         </w:numPr>
         <w:pStyle w:val="Compact"/>
       </w:pPr>
@@ -3131,7 +3740,7 @@
       <w:r>
         <w:t xml:space="preserve">(</w:t>
       </w:r>
-      <w:hyperlink r:id="rId46">
+      <w:hyperlink r:id="rId47">
         <w:r>
           <w:rPr>
             <w:rStyle w:val="Hyperlink"/>
@@ -3145,7 +3754,7 @@
       <w:r>
         <w:t xml:space="preserve"> </w:t>
       </w:r>
-      <w:hyperlink r:id="rId47">
+      <w:hyperlink r:id="rId48">
         <w:r>
           <w:rPr>
             <w:rStyle w:val="Hyperlink"/>
@@ -3174,7 +3783,7 @@
       <w:pPr>
         <w:numPr>
           <w:ilvl w:val="0"/>
-          <w:numId w:val="1012"/>
+          <w:numId w:val="1013"/>
         </w:numPr>
         <w:pStyle w:val="Compact"/>
       </w:pPr>
@@ -3203,7 +3812,7 @@
       <w:r>
         <w:t xml:space="preserve">(</w:t>
       </w:r>
-      <w:hyperlink r:id="rId48">
+      <w:hyperlink r:id="rId49">
         <w:r>
           <w:rPr>
             <w:rStyle w:val="Hyperlink"/>
@@ -3219,7 +3828,7 @@
       <w:pPr>
         <w:numPr>
           <w:ilvl w:val="0"/>
-          <w:numId w:val="1012"/>
+          <w:numId w:val="1013"/>
         </w:numPr>
         <w:pStyle w:val="Compact"/>
       </w:pPr>
@@ -3243,8 +3852,8 @@
         <w:t xml:space="preserve">consent.</w:t>
       </w:r>
     </w:p>
-    <w:bookmarkEnd w:id="49"/>
-    <w:bookmarkStart w:id="50" w:name="X0b0bd92d743af3d99721b3f326690de77b51ab6"/>
+    <w:bookmarkEnd w:id="50"/>
+    <w:bookmarkStart w:id="51" w:name="X0b0bd92d743af3d99721b3f326690de77b51ab6"/>
     <w:p>
       <w:pPr>
         <w:pStyle w:val="Heading1"/>
@@ -3448,8 +4057,8 @@
         </w:tc>
       </w:tr>
     </w:tbl>
-    <w:bookmarkEnd w:id="50"/>
-    <w:bookmarkStart w:id="51" w:name="X742a147784e41cff856229581da2c769f177815"/>
+    <w:bookmarkEnd w:id="51"/>
+    <w:bookmarkStart w:id="52" w:name="X742a147784e41cff856229581da2c769f177815"/>
     <w:p>
       <w:pPr>
         <w:pStyle w:val="Heading1"/>
@@ -3462,7 +4071,7 @@
       <w:pPr>
         <w:numPr>
           <w:ilvl w:val="0"/>
-          <w:numId w:val="1013"/>
+          <w:numId w:val="1014"/>
         </w:numPr>
         <w:pStyle w:val="Compact"/>
       </w:pPr>
@@ -3474,7 +4083,7 @@
       <w:pPr>
         <w:numPr>
           <w:ilvl w:val="0"/>
-          <w:numId w:val="1013"/>
+          <w:numId w:val="1014"/>
         </w:numPr>
         <w:pStyle w:val="Compact"/>
       </w:pPr>
@@ -3486,7 +4095,7 @@
       <w:pPr>
         <w:numPr>
           <w:ilvl w:val="0"/>
-          <w:numId w:val="1013"/>
+          <w:numId w:val="1014"/>
         </w:numPr>
         <w:pStyle w:val="Compact"/>
       </w:pPr>
@@ -3498,7 +4107,7 @@
       <w:pPr>
         <w:numPr>
           <w:ilvl w:val="0"/>
-          <w:numId w:val="1013"/>
+          <w:numId w:val="1014"/>
         </w:numPr>
         <w:pStyle w:val="Compact"/>
       </w:pPr>
@@ -3510,7 +4119,7 @@
       <w:pPr>
         <w:numPr>
           <w:ilvl w:val="0"/>
-          <w:numId w:val="1013"/>
+          <w:numId w:val="1014"/>
         </w:numPr>
         <w:pStyle w:val="Compact"/>
       </w:pPr>
@@ -3565,7 +4174,7 @@
         <w:t xml:space="preserve">“Do Things that Don’t Scale” (2013) and “Startup = Growth” (2012), at paulgraham.com.</w:t>
       </w:r>
     </w:p>
-    <w:bookmarkEnd w:id="51"/>
+    <w:bookmarkEnd w:id="52"/>
     <w:sectPr/>
     <w:sectPr>
       <w:pgSz w:w="11906" w:h="16838"/>
@@ -3904,6 +4513,9 @@
     <w:abstractNumId w:val="991"/>
   </w:num>
   <w:num w:numId="1013">
+    <w:abstractNumId w:val="991"/>
+  </w:num>
+  <w:num w:numId="1014">
     <w:abstractNumId w:val="991"/>
   </w:num>
 </w:numbering>
